--- a/Format.docx
+++ b/Format.docx
@@ -1,6 +1,6 @@
 
 <file path=word/document.xml><?xml version="1.0" encoding="utf-8"?>
-<w:document xmlns:wpc="http://schemas.microsoft.com/office/word/2010/wordprocessingCanvas" xmlns:cx="http://schemas.microsoft.com/office/drawing/2014/chartex" xmlns:mc="http://schemas.openxmlformats.org/markup-compatibility/2006" xmlns:o="urn:schemas-microsoft-com:office:office" xmlns:r="http://schemas.openxmlformats.org/officeDocument/2006/relationships" xmlns:m="http://schemas.openxmlformats.org/officeDocument/2006/math" xmlns:v="urn:schemas-microsoft-com:vml" xmlns:wp14="http://schemas.microsoft.com/office/word/2010/wordprocessingDrawing" xmlns:wp="http://schemas.openxmlformats.org/drawingml/2006/wordprocessingDrawing" xmlns:w10="urn:schemas-microsoft-com:office:word" xmlns:w="http://schemas.openxmlformats.org/wordprocessingml/2006/main" xmlns:w14="http://schemas.microsoft.com/office/word/2010/wordml" xmlns:w15="http://schemas.microsoft.com/office/word/2012/wordml" xmlns:w16se="http://schemas.microsoft.com/office/word/2015/wordml/symex" xmlns:wpg="http://schemas.microsoft.com/office/word/2010/wordprocessingGroup" xmlns:wpi="http://schemas.microsoft.com/office/word/2010/wordprocessingInk" xmlns:wne="http://schemas.microsoft.com/office/word/2006/wordml" xmlns:wps="http://schemas.microsoft.com/office/word/2010/wordprocessingShape" mc:Ignorable="w14 w15 w16se wp14">
+<w:document xmlns:wpc="http://schemas.microsoft.com/office/word/2010/wordprocessingCanvas" xmlns:cx="http://schemas.microsoft.com/office/drawing/2014/chartex" xmlns:cx1="http://schemas.microsoft.com/office/drawing/2015/9/8/chartex" xmlns:cx2="http://schemas.microsoft.com/office/drawing/2015/10/21/chartex" xmlns:cx3="http://schemas.microsoft.com/office/drawing/2016/5/9/chartex" xmlns:cx4="http://schemas.microsoft.com/office/drawing/2016/5/10/chartex" xmlns:cx5="http://schemas.microsoft.com/office/drawing/2016/5/11/chartex" xmlns:cx6="http://schemas.microsoft.com/office/drawing/2016/5/12/chartex" xmlns:cx7="http://schemas.microsoft.com/office/drawing/2016/5/13/chartex" xmlns:cx8="http://schemas.microsoft.com/office/drawing/2016/5/14/chartex" xmlns:mc="http://schemas.openxmlformats.org/markup-compatibility/2006" xmlns:aink="http://schemas.microsoft.com/office/drawing/2016/ink" xmlns:am3d="http://schemas.microsoft.com/office/drawing/2017/model3d" xmlns:o="urn:schemas-microsoft-com:office:office" xmlns:oel="http://schemas.microsoft.com/office/2019/extlst" xmlns:r="http://schemas.openxmlformats.org/officeDocument/2006/relationships" xmlns:m="http://schemas.openxmlformats.org/officeDocument/2006/math" xmlns:v="urn:schemas-microsoft-com:vml" xmlns:wp14="http://schemas.microsoft.com/office/word/2010/wordprocessingDrawing" xmlns:wp="http://schemas.openxmlformats.org/drawingml/2006/wordprocessingDrawing" xmlns:w10="urn:schemas-microsoft-com:office:word" xmlns:w="http://schemas.openxmlformats.org/wordprocessingml/2006/main" xmlns:w14="http://schemas.microsoft.com/office/word/2010/wordml" xmlns:w15="http://schemas.microsoft.com/office/word/2012/wordml" xmlns:w16cei="http://schemas.microsoft.com/office/word/2026/wordml/cei" xmlns:w16cex="http://schemas.microsoft.com/office/word/2018/wordml/cex" xmlns:w16cid="http://schemas.microsoft.com/office/word/2016/wordml/cid" xmlns:w16="http://schemas.microsoft.com/office/word/2018/wordml" xmlns:w16du="http://schemas.microsoft.com/office/word/2023/wordml/word16du" xmlns:w16sdtdh="http://schemas.microsoft.com/office/word/2020/wordml/sdtdatahash" xmlns:w16sdtfl="http://schemas.microsoft.com/office/word/2024/wordml/sdtformatlock" xmlns:w16se="http://schemas.microsoft.com/office/word/2015/wordml/symex" xmlns:wpg="http://schemas.microsoft.com/office/word/2010/wordprocessingGroup" xmlns:wpi="http://schemas.microsoft.com/office/word/2010/wordprocessingInk" xmlns:wne="http://schemas.microsoft.com/office/word/2006/wordml" xmlns:wps="http://schemas.microsoft.com/office/word/2010/wordprocessingShape" mc:Ignorable="w14 w15 w16se w16cid w16 w16cex w16sdtdh w16sdtfl w16du wp14">
   <w:body>
     <w:p>
       <w:pPr>
@@ -224,39 +224,317 @@
         <w:t xml:space="preserve">Practical Statement: </w:t>
       </w:r>
     </w:p>
+    <w:p>
+      <w:pPr>
+        <w:ind w:firstLine="720"/>
+      </w:pPr>
+      <w:r>
+        <w:t>Evaluate the Task Management REST API developed in Practical 4 using the Richardson Maturity Model (Levels 0–3). Identify the maturity level achieved by the API, justify the evaluation based on REST principles, improve the API if required to satisfy at least Level 2, and document the complete evaluation, HATEOAS awareness example, and observations in the MATURITY.md file.</w:t>
+      </w:r>
+    </w:p>
     <w:p/>
-    <w:p>
-      <w:r>
-        <w:t xml:space="preserve">Screenshots (It should </w:t>
-      </w:r>
-      <w:r>
-        <w:t>include the date and t</w:t>
-      </w:r>
-      <w:r>
-        <w:t xml:space="preserve">ime from </w:t>
-      </w:r>
-      <w:r>
-        <w:t>the bottom right corner</w:t>
-      </w:r>
-      <w:r>
-        <w:t>):</w:t>
-      </w:r>
-    </w:p>
     <w:p/>
     <w:p>
-      <w:proofErr w:type="spellStart"/>
-      <w:r>
-        <w:t>Github</w:t>
-      </w:r>
-      <w:proofErr w:type="spellEnd"/>
-      <w:r>
-        <w:t xml:space="preserve"> Repo Link: </w:t>
-      </w:r>
-      <w:bookmarkStart w:id="0" w:name="_GoBack"/>
-      <w:bookmarkEnd w:id="0"/>
+      <w:r>
+        <w:t>Screenshots:</w:t>
+      </w:r>
+    </w:p>
+    <w:p>
+      <w:r>
+        <w:drawing>
+          <wp:inline distT="0" distB="0" distL="0" distR="0" wp14:anchorId="0578B815" wp14:editId="44D43E26">
+            <wp:extent cx="5731510" cy="3040380"/>
+            <wp:effectExtent l="0" t="0" r="2540" b="7620"/>
+            <wp:docPr id="656364500" name="Picture 1"/>
+            <wp:cNvGraphicFramePr>
+              <a:graphicFrameLocks xmlns:a="http://schemas.openxmlformats.org/drawingml/2006/main" noChangeAspect="1"/>
+            </wp:cNvGraphicFramePr>
+            <a:graphic xmlns:a="http://schemas.openxmlformats.org/drawingml/2006/main">
+              <a:graphicData uri="http://schemas.openxmlformats.org/drawingml/2006/picture">
+                <pic:pic xmlns:pic="http://schemas.openxmlformats.org/drawingml/2006/picture">
+                  <pic:nvPicPr>
+                    <pic:cNvPr id="656364500" name=""/>
+                    <pic:cNvPicPr/>
+                  </pic:nvPicPr>
+                  <pic:blipFill>
+                    <a:blip r:embed="rId8"/>
+                    <a:stretch>
+                      <a:fillRect/>
+                    </a:stretch>
+                  </pic:blipFill>
+                  <pic:spPr>
+                    <a:xfrm>
+                      <a:off x="0" y="0"/>
+                      <a:ext cx="5731510" cy="3040380"/>
+                    </a:xfrm>
+                    <a:prstGeom prst="rect">
+                      <a:avLst/>
+                    </a:prstGeom>
+                  </pic:spPr>
+                </pic:pic>
+              </a:graphicData>
+            </a:graphic>
+          </wp:inline>
+        </w:drawing>
+      </w:r>
+      <w:r>
+        <w:drawing>
+          <wp:inline distT="0" distB="0" distL="0" distR="0" wp14:anchorId="689D9C04" wp14:editId="0DF5BFDD">
+            <wp:extent cx="5731510" cy="2858135"/>
+            <wp:effectExtent l="0" t="0" r="2540" b="0"/>
+            <wp:docPr id="1646660120" name="Picture 1"/>
+            <wp:cNvGraphicFramePr>
+              <a:graphicFrameLocks xmlns:a="http://schemas.openxmlformats.org/drawingml/2006/main" noChangeAspect="1"/>
+            </wp:cNvGraphicFramePr>
+            <a:graphic xmlns:a="http://schemas.openxmlformats.org/drawingml/2006/main">
+              <a:graphicData uri="http://schemas.openxmlformats.org/drawingml/2006/picture">
+                <pic:pic xmlns:pic="http://schemas.openxmlformats.org/drawingml/2006/picture">
+                  <pic:nvPicPr>
+                    <pic:cNvPr id="1646660120" name=""/>
+                    <pic:cNvPicPr/>
+                  </pic:nvPicPr>
+                  <pic:blipFill>
+                    <a:blip r:embed="rId9"/>
+                    <a:stretch>
+                      <a:fillRect/>
+                    </a:stretch>
+                  </pic:blipFill>
+                  <pic:spPr>
+                    <a:xfrm>
+                      <a:off x="0" y="0"/>
+                      <a:ext cx="5731510" cy="2858135"/>
+                    </a:xfrm>
+                    <a:prstGeom prst="rect">
+                      <a:avLst/>
+                    </a:prstGeom>
+                  </pic:spPr>
+                </pic:pic>
+              </a:graphicData>
+            </a:graphic>
+          </wp:inline>
+        </w:drawing>
+      </w:r>
+      <w:r>
+        <w:rPr>
+          <w:noProof/>
+        </w:rPr>
+        <w:lastRenderedPageBreak/>
+        <w:drawing>
+          <wp:inline distT="0" distB="0" distL="0" distR="0" wp14:anchorId="77DB7B00" wp14:editId="72EE1FAF">
+            <wp:extent cx="5731510" cy="2904490"/>
+            <wp:effectExtent l="0" t="0" r="2540" b="0"/>
+            <wp:docPr id="1037546789" name="Picture 1"/>
+            <wp:cNvGraphicFramePr>
+              <a:graphicFrameLocks xmlns:a="http://schemas.openxmlformats.org/drawingml/2006/main" noChangeAspect="1"/>
+            </wp:cNvGraphicFramePr>
+            <a:graphic xmlns:a="http://schemas.openxmlformats.org/drawingml/2006/main">
+              <a:graphicData uri="http://schemas.openxmlformats.org/drawingml/2006/picture">
+                <pic:pic xmlns:pic="http://schemas.openxmlformats.org/drawingml/2006/picture">
+                  <pic:nvPicPr>
+                    <pic:cNvPr id="1037546789" name=""/>
+                    <pic:cNvPicPr/>
+                  </pic:nvPicPr>
+                  <pic:blipFill>
+                    <a:blip r:embed="rId10"/>
+                    <a:stretch>
+                      <a:fillRect/>
+                    </a:stretch>
+                  </pic:blipFill>
+                  <pic:spPr>
+                    <a:xfrm>
+                      <a:off x="0" y="0"/>
+                      <a:ext cx="5731510" cy="2904490"/>
+                    </a:xfrm>
+                    <a:prstGeom prst="rect">
+                      <a:avLst/>
+                    </a:prstGeom>
+                  </pic:spPr>
+                </pic:pic>
+              </a:graphicData>
+            </a:graphic>
+          </wp:inline>
+        </w:drawing>
+      </w:r>
+      <w:r>
+        <w:rPr>
+          <w:noProof/>
+        </w:rPr>
+        <w:drawing>
+          <wp:inline distT="0" distB="0" distL="0" distR="0" wp14:anchorId="68D4489E" wp14:editId="5DD82106">
+            <wp:extent cx="5731510" cy="2798445"/>
+            <wp:effectExtent l="0" t="0" r="2540" b="1905"/>
+            <wp:docPr id="410456924" name="Picture 1"/>
+            <wp:cNvGraphicFramePr>
+              <a:graphicFrameLocks xmlns:a="http://schemas.openxmlformats.org/drawingml/2006/main" noChangeAspect="1"/>
+            </wp:cNvGraphicFramePr>
+            <a:graphic xmlns:a="http://schemas.openxmlformats.org/drawingml/2006/main">
+              <a:graphicData uri="http://schemas.openxmlformats.org/drawingml/2006/picture">
+                <pic:pic xmlns:pic="http://schemas.openxmlformats.org/drawingml/2006/picture">
+                  <pic:nvPicPr>
+                    <pic:cNvPr id="410456924" name=""/>
+                    <pic:cNvPicPr/>
+                  </pic:nvPicPr>
+                  <pic:blipFill>
+                    <a:blip r:embed="rId11"/>
+                    <a:stretch>
+                      <a:fillRect/>
+                    </a:stretch>
+                  </pic:blipFill>
+                  <pic:spPr>
+                    <a:xfrm>
+                      <a:off x="0" y="0"/>
+                      <a:ext cx="5731510" cy="2798445"/>
+                    </a:xfrm>
+                    <a:prstGeom prst="rect">
+                      <a:avLst/>
+                    </a:prstGeom>
+                  </pic:spPr>
+                </pic:pic>
+              </a:graphicData>
+            </a:graphic>
+          </wp:inline>
+        </w:drawing>
+      </w:r>
+      <w:r>
+        <w:rPr>
+          <w:noProof/>
+        </w:rPr>
+        <w:drawing>
+          <wp:inline distT="0" distB="0" distL="0" distR="0" wp14:anchorId="740DAD56" wp14:editId="5EFC0D64">
+            <wp:extent cx="5731510" cy="2658745"/>
+            <wp:effectExtent l="0" t="0" r="2540" b="8255"/>
+            <wp:docPr id="1880051178" name="Picture 1"/>
+            <wp:cNvGraphicFramePr>
+              <a:graphicFrameLocks xmlns:a="http://schemas.openxmlformats.org/drawingml/2006/main" noChangeAspect="1"/>
+            </wp:cNvGraphicFramePr>
+            <a:graphic xmlns:a="http://schemas.openxmlformats.org/drawingml/2006/main">
+              <a:graphicData uri="http://schemas.openxmlformats.org/drawingml/2006/picture">
+                <pic:pic xmlns:pic="http://schemas.openxmlformats.org/drawingml/2006/picture">
+                  <pic:nvPicPr>
+                    <pic:cNvPr id="1880051178" name=""/>
+                    <pic:cNvPicPr/>
+                  </pic:nvPicPr>
+                  <pic:blipFill>
+                    <a:blip r:embed="rId12"/>
+                    <a:stretch>
+                      <a:fillRect/>
+                    </a:stretch>
+                  </pic:blipFill>
+                  <pic:spPr>
+                    <a:xfrm>
+                      <a:off x="0" y="0"/>
+                      <a:ext cx="5731510" cy="2658745"/>
+                    </a:xfrm>
+                    <a:prstGeom prst="rect">
+                      <a:avLst/>
+                    </a:prstGeom>
+                  </pic:spPr>
+                </pic:pic>
+              </a:graphicData>
+            </a:graphic>
+          </wp:inline>
+        </w:drawing>
+      </w:r>
+      <w:r>
+        <w:rPr>
+          <w:noProof/>
+        </w:rPr>
+        <w:lastRenderedPageBreak/>
+        <w:drawing>
+          <wp:inline distT="0" distB="0" distL="0" distR="0" wp14:anchorId="0D325B7D" wp14:editId="7FB1B20B">
+            <wp:extent cx="5731510" cy="4832985"/>
+            <wp:effectExtent l="0" t="0" r="2540" b="5715"/>
+            <wp:docPr id="2016591215" name="Picture 1"/>
+            <wp:cNvGraphicFramePr>
+              <a:graphicFrameLocks xmlns:a="http://schemas.openxmlformats.org/drawingml/2006/main" noChangeAspect="1"/>
+            </wp:cNvGraphicFramePr>
+            <a:graphic xmlns:a="http://schemas.openxmlformats.org/drawingml/2006/main">
+              <a:graphicData uri="http://schemas.openxmlformats.org/drawingml/2006/picture">
+                <pic:pic xmlns:pic="http://schemas.openxmlformats.org/drawingml/2006/picture">
+                  <pic:nvPicPr>
+                    <pic:cNvPr id="2016591215" name=""/>
+                    <pic:cNvPicPr/>
+                  </pic:nvPicPr>
+                  <pic:blipFill>
+                    <a:blip r:embed="rId13"/>
+                    <a:stretch>
+                      <a:fillRect/>
+                    </a:stretch>
+                  </pic:blipFill>
+                  <pic:spPr>
+                    <a:xfrm>
+                      <a:off x="0" y="0"/>
+                      <a:ext cx="5731510" cy="4832985"/>
+                    </a:xfrm>
+                    <a:prstGeom prst="rect">
+                      <a:avLst/>
+                    </a:prstGeom>
+                  </pic:spPr>
+                </pic:pic>
+              </a:graphicData>
+            </a:graphic>
+          </wp:inline>
+        </w:drawing>
+      </w:r>
+      <w:r>
+        <w:drawing>
+          <wp:inline distT="0" distB="0" distL="0" distR="0" wp14:anchorId="5B3A3702" wp14:editId="6A73D4BC">
+            <wp:extent cx="5731510" cy="2940050"/>
+            <wp:effectExtent l="0" t="0" r="2540" b="0"/>
+            <wp:docPr id="1843524329" name="Picture 1"/>
+            <wp:cNvGraphicFramePr>
+              <a:graphicFrameLocks xmlns:a="http://schemas.openxmlformats.org/drawingml/2006/main" noChangeAspect="1"/>
+            </wp:cNvGraphicFramePr>
+            <a:graphic xmlns:a="http://schemas.openxmlformats.org/drawingml/2006/main">
+              <a:graphicData uri="http://schemas.openxmlformats.org/drawingml/2006/picture">
+                <pic:pic xmlns:pic="http://schemas.openxmlformats.org/drawingml/2006/picture">
+                  <pic:nvPicPr>
+                    <pic:cNvPr id="1843524329" name=""/>
+                    <pic:cNvPicPr/>
+                  </pic:nvPicPr>
+                  <pic:blipFill>
+                    <a:blip r:embed="rId14"/>
+                    <a:stretch>
+                      <a:fillRect/>
+                    </a:stretch>
+                  </pic:blipFill>
+                  <pic:spPr>
+                    <a:xfrm>
+                      <a:off x="0" y="0"/>
+                      <a:ext cx="5731510" cy="2940050"/>
+                    </a:xfrm>
+                    <a:prstGeom prst="rect">
+                      <a:avLst/>
+                    </a:prstGeom>
+                  </pic:spPr>
+                </pic:pic>
+              </a:graphicData>
+            </a:graphic>
+          </wp:inline>
+        </w:drawing>
+      </w:r>
+    </w:p>
+    <w:p/>
+    <w:p>
+      <w:r>
+        <w:t xml:space="preserve">Github Repo Link: </w:t>
+      </w:r>
+    </w:p>
+    <w:p>
+      <w:pPr>
+        <w:ind w:firstLine="720"/>
+      </w:pPr>
+      <w:hyperlink r:id="rId15" w:history="1">
+        <w:r>
+          <w:rPr>
+            <w:rStyle w:val="Hyperlink"/>
+          </w:rPr>
+          <w:t>https://github.com/digishasavaliya/ITUE301_AWDF.git</w:t>
+        </w:r>
+      </w:hyperlink>
     </w:p>
     <w:sectPr>
-      <w:headerReference w:type="default" r:id="rId8"/>
+      <w:headerReference w:type="default" r:id="rId16"/>
       <w:pgSz w:w="11906" w:h="16838"/>
       <w:pgMar w:top="1440" w:right="1440" w:bottom="1440" w:left="1440" w:header="708" w:footer="708" w:gutter="0"/>
       <w:cols w:space="708"/>
@@ -267,7 +545,7 @@
 </file>
 
 <file path=word/endnotes.xml><?xml version="1.0" encoding="utf-8"?>
-<w:endnotes xmlns:wpc="http://schemas.microsoft.com/office/word/2010/wordprocessingCanvas" xmlns:cx="http://schemas.microsoft.com/office/drawing/2014/chartex" xmlns:mc="http://schemas.openxmlformats.org/markup-compatibility/2006" xmlns:o="urn:schemas-microsoft-com:office:office" xmlns:r="http://schemas.openxmlformats.org/officeDocument/2006/relationships" xmlns:m="http://schemas.openxmlformats.org/officeDocument/2006/math" xmlns:v="urn:schemas-microsoft-com:vml" xmlns:wp14="http://schemas.microsoft.com/office/word/2010/wordprocessingDrawing" xmlns:wp="http://schemas.openxmlformats.org/drawingml/2006/wordprocessingDrawing" xmlns:w10="urn:schemas-microsoft-com:office:word" xmlns:w="http://schemas.openxmlformats.org/wordprocessingml/2006/main" xmlns:w14="http://schemas.microsoft.com/office/word/2010/wordml" xmlns:w15="http://schemas.microsoft.com/office/word/2012/wordml" xmlns:w16se="http://schemas.microsoft.com/office/word/2015/wordml/symex" xmlns:wpg="http://schemas.microsoft.com/office/word/2010/wordprocessingGroup" xmlns:wpi="http://schemas.microsoft.com/office/word/2010/wordprocessingInk" xmlns:wne="http://schemas.microsoft.com/office/word/2006/wordml" xmlns:wps="http://schemas.microsoft.com/office/word/2010/wordprocessingShape" mc:Ignorable="w14 w15 w16se wp14">
+<w:endnotes xmlns:wpc="http://schemas.microsoft.com/office/word/2010/wordprocessingCanvas" xmlns:cx="http://schemas.microsoft.com/office/drawing/2014/chartex" xmlns:cx1="http://schemas.microsoft.com/office/drawing/2015/9/8/chartex" xmlns:cx2="http://schemas.microsoft.com/office/drawing/2015/10/21/chartex" xmlns:cx3="http://schemas.microsoft.com/office/drawing/2016/5/9/chartex" xmlns:cx4="http://schemas.microsoft.com/office/drawing/2016/5/10/chartex" xmlns:cx5="http://schemas.microsoft.com/office/drawing/2016/5/11/chartex" xmlns:cx6="http://schemas.microsoft.com/office/drawing/2016/5/12/chartex" xmlns:cx7="http://schemas.microsoft.com/office/drawing/2016/5/13/chartex" xmlns:cx8="http://schemas.microsoft.com/office/drawing/2016/5/14/chartex" xmlns:mc="http://schemas.openxmlformats.org/markup-compatibility/2006" xmlns:aink="http://schemas.microsoft.com/office/drawing/2016/ink" xmlns:am3d="http://schemas.microsoft.com/office/drawing/2017/model3d" xmlns:o="urn:schemas-microsoft-com:office:office" xmlns:oel="http://schemas.microsoft.com/office/2019/extlst" xmlns:r="http://schemas.openxmlformats.org/officeDocument/2006/relationships" xmlns:m="http://schemas.openxmlformats.org/officeDocument/2006/math" xmlns:v="urn:schemas-microsoft-com:vml" xmlns:wp14="http://schemas.microsoft.com/office/word/2010/wordprocessingDrawing" xmlns:wp="http://schemas.openxmlformats.org/drawingml/2006/wordprocessingDrawing" xmlns:w10="urn:schemas-microsoft-com:office:word" xmlns:w="http://schemas.openxmlformats.org/wordprocessingml/2006/main" xmlns:w14="http://schemas.microsoft.com/office/word/2010/wordml" xmlns:w15="http://schemas.microsoft.com/office/word/2012/wordml" xmlns:w16cei="http://schemas.microsoft.com/office/word/2026/wordml/cei" xmlns:w16cex="http://schemas.microsoft.com/office/word/2018/wordml/cex" xmlns:w16cid="http://schemas.microsoft.com/office/word/2016/wordml/cid" xmlns:w16="http://schemas.microsoft.com/office/word/2018/wordml" xmlns:w16du="http://schemas.microsoft.com/office/word/2023/wordml/word16du" xmlns:w16sdtdh="http://schemas.microsoft.com/office/word/2020/wordml/sdtdatahash" xmlns:w16sdtfl="http://schemas.microsoft.com/office/word/2024/wordml/sdtformatlock" xmlns:w16se="http://schemas.microsoft.com/office/word/2015/wordml/symex" xmlns:wpg="http://schemas.microsoft.com/office/word/2010/wordprocessingGroup" xmlns:wpi="http://schemas.microsoft.com/office/word/2010/wordprocessingInk" xmlns:wne="http://schemas.microsoft.com/office/word/2006/wordml" xmlns:wps="http://schemas.microsoft.com/office/word/2010/wordprocessingShape" mc:Ignorable="w14 w15 w16se w16cid w16 w16cex w16sdtdh w16sdtfl w16du wp14">
   <w:endnote w:type="separator" w:id="-1">
     <w:p>
       <w:r>
@@ -286,7 +564,7 @@
 </file>
 
 <file path=word/footnotes.xml><?xml version="1.0" encoding="utf-8"?>
-<w:footnotes xmlns:wpc="http://schemas.microsoft.com/office/word/2010/wordprocessingCanvas" xmlns:cx="http://schemas.microsoft.com/office/drawing/2014/chartex" xmlns:mc="http://schemas.openxmlformats.org/markup-compatibility/2006" xmlns:o="urn:schemas-microsoft-com:office:office" xmlns:r="http://schemas.openxmlformats.org/officeDocument/2006/relationships" xmlns:m="http://schemas.openxmlformats.org/officeDocument/2006/math" xmlns:v="urn:schemas-microsoft-com:vml" xmlns:wp14="http://schemas.microsoft.com/office/word/2010/wordprocessingDrawing" xmlns:wp="http://schemas.openxmlformats.org/drawingml/2006/wordprocessingDrawing" xmlns:w10="urn:schemas-microsoft-com:office:word" xmlns:w="http://schemas.openxmlformats.org/wordprocessingml/2006/main" xmlns:w14="http://schemas.microsoft.com/office/word/2010/wordml" xmlns:w15="http://schemas.microsoft.com/office/word/2012/wordml" xmlns:w16se="http://schemas.microsoft.com/office/word/2015/wordml/symex" xmlns:wpg="http://schemas.microsoft.com/office/word/2010/wordprocessingGroup" xmlns:wpi="http://schemas.microsoft.com/office/word/2010/wordprocessingInk" xmlns:wne="http://schemas.microsoft.com/office/word/2006/wordml" xmlns:wps="http://schemas.microsoft.com/office/word/2010/wordprocessingShape" mc:Ignorable="w14 w15 w16se wp14">
+<w:footnotes xmlns:wpc="http://schemas.microsoft.com/office/word/2010/wordprocessingCanvas" xmlns:cx="http://schemas.microsoft.com/office/drawing/2014/chartex" xmlns:cx1="http://schemas.microsoft.com/office/drawing/2015/9/8/chartex" xmlns:cx2="http://schemas.microsoft.com/office/drawing/2015/10/21/chartex" xmlns:cx3="http://schemas.microsoft.com/office/drawing/2016/5/9/chartex" xmlns:cx4="http://schemas.microsoft.com/office/drawing/2016/5/10/chartex" xmlns:cx5="http://schemas.microsoft.com/office/drawing/2016/5/11/chartex" xmlns:cx6="http://schemas.microsoft.com/office/drawing/2016/5/12/chartex" xmlns:cx7="http://schemas.microsoft.com/office/drawing/2016/5/13/chartex" xmlns:cx8="http://schemas.microsoft.com/office/drawing/2016/5/14/chartex" xmlns:mc="http://schemas.openxmlformats.org/markup-compatibility/2006" xmlns:aink="http://schemas.microsoft.com/office/drawing/2016/ink" xmlns:am3d="http://schemas.microsoft.com/office/drawing/2017/model3d" xmlns:o="urn:schemas-microsoft-com:office:office" xmlns:oel="http://schemas.microsoft.com/office/2019/extlst" xmlns:r="http://schemas.openxmlformats.org/officeDocument/2006/relationships" xmlns:m="http://schemas.openxmlformats.org/officeDocument/2006/math" xmlns:v="urn:schemas-microsoft-com:vml" xmlns:wp14="http://schemas.microsoft.com/office/word/2010/wordprocessingDrawing" xmlns:wp="http://schemas.openxmlformats.org/drawingml/2006/wordprocessingDrawing" xmlns:w10="urn:schemas-microsoft-com:office:word" xmlns:w="http://schemas.openxmlformats.org/wordprocessingml/2006/main" xmlns:w14="http://schemas.microsoft.com/office/word/2010/wordml" xmlns:w15="http://schemas.microsoft.com/office/word/2012/wordml" xmlns:w16cei="http://schemas.microsoft.com/office/word/2026/wordml/cei" xmlns:w16cex="http://schemas.microsoft.com/office/word/2018/wordml/cex" xmlns:w16cid="http://schemas.microsoft.com/office/word/2016/wordml/cid" xmlns:w16="http://schemas.microsoft.com/office/word/2018/wordml" xmlns:w16du="http://schemas.microsoft.com/office/word/2023/wordml/word16du" xmlns:w16sdtdh="http://schemas.microsoft.com/office/word/2020/wordml/sdtdatahash" xmlns:w16sdtfl="http://schemas.microsoft.com/office/word/2024/wordml/sdtformatlock" xmlns:w16se="http://schemas.microsoft.com/office/word/2015/wordml/symex" xmlns:wpg="http://schemas.microsoft.com/office/word/2010/wordprocessingGroup" xmlns:wpi="http://schemas.microsoft.com/office/word/2010/wordprocessingInk" xmlns:wne="http://schemas.microsoft.com/office/word/2006/wordml" xmlns:wps="http://schemas.microsoft.com/office/word/2010/wordprocessingShape" mc:Ignorable="w14 w15 w16se w16cid w16 w16cex w16sdtdh w16sdtfl w16du wp14">
   <w:footnote w:type="separator" w:id="-1">
     <w:p>
       <w:r>
@@ -305,7 +583,7 @@
 </file>
 
 <file path=word/header1.xml><?xml version="1.0" encoding="utf-8"?>
-<w:hdr xmlns:wpc="http://schemas.microsoft.com/office/word/2010/wordprocessingCanvas" xmlns:cx="http://schemas.microsoft.com/office/drawing/2014/chartex" xmlns:mc="http://schemas.openxmlformats.org/markup-compatibility/2006" xmlns:o="urn:schemas-microsoft-com:office:office" xmlns:r="http://schemas.openxmlformats.org/officeDocument/2006/relationships" xmlns:m="http://schemas.openxmlformats.org/officeDocument/2006/math" xmlns:v="urn:schemas-microsoft-com:vml" xmlns:wp14="http://schemas.microsoft.com/office/word/2010/wordprocessingDrawing" xmlns:wp="http://schemas.openxmlformats.org/drawingml/2006/wordprocessingDrawing" xmlns:w10="urn:schemas-microsoft-com:office:word" xmlns:w="http://schemas.openxmlformats.org/wordprocessingml/2006/main" xmlns:w14="http://schemas.microsoft.com/office/word/2010/wordml" xmlns:w15="http://schemas.microsoft.com/office/word/2012/wordml" xmlns:w16se="http://schemas.microsoft.com/office/word/2015/wordml/symex" xmlns:wpg="http://schemas.microsoft.com/office/word/2010/wordprocessingGroup" xmlns:wpi="http://schemas.microsoft.com/office/word/2010/wordprocessingInk" xmlns:wne="http://schemas.microsoft.com/office/word/2006/wordml" xmlns:wps="http://schemas.microsoft.com/office/word/2010/wordprocessingShape" mc:Ignorable="w14 w15 w16se wp14">
+<w:hdr xmlns:wpc="http://schemas.microsoft.com/office/word/2010/wordprocessingCanvas" xmlns:cx="http://schemas.microsoft.com/office/drawing/2014/chartex" xmlns:cx1="http://schemas.microsoft.com/office/drawing/2015/9/8/chartex" xmlns:cx2="http://schemas.microsoft.com/office/drawing/2015/10/21/chartex" xmlns:cx3="http://schemas.microsoft.com/office/drawing/2016/5/9/chartex" xmlns:cx4="http://schemas.microsoft.com/office/drawing/2016/5/10/chartex" xmlns:cx5="http://schemas.microsoft.com/office/drawing/2016/5/11/chartex" xmlns:cx6="http://schemas.microsoft.com/office/drawing/2016/5/12/chartex" xmlns:cx7="http://schemas.microsoft.com/office/drawing/2016/5/13/chartex" xmlns:cx8="http://schemas.microsoft.com/office/drawing/2016/5/14/chartex" xmlns:mc="http://schemas.openxmlformats.org/markup-compatibility/2006" xmlns:aink="http://schemas.microsoft.com/office/drawing/2016/ink" xmlns:am3d="http://schemas.microsoft.com/office/drawing/2017/model3d" xmlns:o="urn:schemas-microsoft-com:office:office" xmlns:oel="http://schemas.microsoft.com/office/2019/extlst" xmlns:r="http://schemas.openxmlformats.org/officeDocument/2006/relationships" xmlns:m="http://schemas.openxmlformats.org/officeDocument/2006/math" xmlns:v="urn:schemas-microsoft-com:vml" xmlns:wp14="http://schemas.microsoft.com/office/word/2010/wordprocessingDrawing" xmlns:wp="http://schemas.openxmlformats.org/drawingml/2006/wordprocessingDrawing" xmlns:w10="urn:schemas-microsoft-com:office:word" xmlns:w="http://schemas.openxmlformats.org/wordprocessingml/2006/main" xmlns:w14="http://schemas.microsoft.com/office/word/2010/wordml" xmlns:w15="http://schemas.microsoft.com/office/word/2012/wordml" xmlns:w16cei="http://schemas.microsoft.com/office/word/2026/wordml/cei" xmlns:w16cex="http://schemas.microsoft.com/office/word/2018/wordml/cex" xmlns:w16cid="http://schemas.microsoft.com/office/word/2016/wordml/cid" xmlns:w16="http://schemas.microsoft.com/office/word/2018/wordml" xmlns:w16du="http://schemas.microsoft.com/office/word/2023/wordml/word16du" xmlns:w16sdtdh="http://schemas.microsoft.com/office/word/2020/wordml/sdtdatahash" xmlns:w16sdtfl="http://schemas.microsoft.com/office/word/2024/wordml/sdtformatlock" xmlns:w16se="http://schemas.microsoft.com/office/word/2015/wordml/symex" xmlns:wpg="http://schemas.microsoft.com/office/word/2010/wordprocessingGroup" xmlns:wpi="http://schemas.microsoft.com/office/word/2010/wordprocessingInk" xmlns:wne="http://schemas.microsoft.com/office/word/2006/wordml" xmlns:wps="http://schemas.microsoft.com/office/word/2010/wordprocessingShape" mc:Ignorable="w14 w15 w16se w16cid w16 w16cex w16sdtdh w16sdtfl w16du wp14">
   <w:p>
     <w:pPr>
       <w:pStyle w:val="Header"/>
@@ -324,7 +602,7 @@
 </file>
 
 <file path=word/styles.xml><?xml version="1.0" encoding="utf-8"?>
-<w:styles xmlns:mc="http://schemas.openxmlformats.org/markup-compatibility/2006" xmlns:r="http://schemas.openxmlformats.org/officeDocument/2006/relationships" xmlns:w="http://schemas.openxmlformats.org/wordprocessingml/2006/main" xmlns:w14="http://schemas.microsoft.com/office/word/2010/wordml" xmlns:w15="http://schemas.microsoft.com/office/word/2012/wordml" xmlns:w16se="http://schemas.microsoft.com/office/word/2015/wordml/symex" mc:Ignorable="w14 w15 w16se">
+<w:styles xmlns:mc="http://schemas.openxmlformats.org/markup-compatibility/2006" xmlns:r="http://schemas.openxmlformats.org/officeDocument/2006/relationships" xmlns:w="http://schemas.openxmlformats.org/wordprocessingml/2006/main" xmlns:w14="http://schemas.microsoft.com/office/word/2010/wordml" xmlns:w15="http://schemas.microsoft.com/office/word/2012/wordml" xmlns:w16cex="http://schemas.microsoft.com/office/word/2018/wordml/cex" xmlns:w16cid="http://schemas.microsoft.com/office/word/2016/wordml/cid" xmlns:w16="http://schemas.microsoft.com/office/word/2018/wordml" xmlns:w16du="http://schemas.microsoft.com/office/word/2023/wordml/word16du" xmlns:w16sdtdh="http://schemas.microsoft.com/office/word/2020/wordml/sdtdatahash" xmlns:w16sdtfl="http://schemas.microsoft.com/office/word/2024/wordml/sdtformatlock" xmlns:w16se="http://schemas.microsoft.com/office/word/2015/wordml/symex" mc:Ignorable="w14 w15 w16se w16cid w16 w16cex w16sdtdh w16sdtfl w16du">
   <w:docDefaults>
     <w:rPrDefault>
       <w:rPr>
@@ -340,7 +618,7 @@
       </w:pPr>
     </w:pPrDefault>
   </w:docDefaults>
-  <w:latentStyles w:defLockedState="0" w:defUIPriority="99" w:defSemiHidden="0" w:defUnhideWhenUsed="0" w:defQFormat="0" w:count="371">
+  <w:latentStyles w:defLockedState="0" w:defUIPriority="99" w:defSemiHidden="0" w:defUnhideWhenUsed="0" w:defQFormat="0" w:count="376">
     <w:lsdException w:name="Normal" w:uiPriority="0" w:qFormat="1"/>
     <w:lsdException w:name="heading 1" w:uiPriority="0" w:qFormat="1"/>
     <w:lsdException w:name="heading 2" w:semiHidden="1" w:uiPriority="9" w:unhideWhenUsed="1" w:qFormat="1"/>
@@ -712,6 +990,11 @@
     <w:lsdException w:name="List Table 5 Dark Accent 6" w:uiPriority="50"/>
     <w:lsdException w:name="List Table 6 Colorful Accent 6" w:uiPriority="51"/>
     <w:lsdException w:name="List Table 7 Colorful Accent 6" w:uiPriority="52"/>
+    <w:lsdException w:name="Mention" w:semiHidden="1" w:unhideWhenUsed="1"/>
+    <w:lsdException w:name="Smart Hyperlink" w:semiHidden="1" w:unhideWhenUsed="1"/>
+    <w:lsdException w:name="Hashtag" w:semiHidden="1" w:unhideWhenUsed="1"/>
+    <w:lsdException w:name="Unresolved Mention" w:semiHidden="1" w:unhideWhenUsed="1"/>
+    <w:lsdException w:name="Smart Link" w:semiHidden="1" w:unhideWhenUsed="1"/>
   </w:latentStyles>
   <w:style w:type="paragraph" w:default="1" w:styleId="Normal">
     <w:name w:val="Normal"/>
@@ -749,7 +1032,6 @@
   <w:style w:type="character" w:default="1" w:styleId="DefaultParagraphFont">
     <w:name w:val="Default Paragraph Font"/>
     <w:uiPriority w:val="1"/>
-    <w:semiHidden/>
     <w:unhideWhenUsed/>
   </w:style>
   <w:style w:type="table" w:default="1" w:styleId="TableNormal">
@@ -840,6 +1122,29 @@
       <w:sz w:val="20"/>
       <w:szCs w:val="20"/>
       <w:lang w:eastAsia="en-GB"/>
+    </w:rPr>
+  </w:style>
+  <w:style w:type="character" w:styleId="Hyperlink">
+    <w:name w:val="Hyperlink"/>
+    <w:basedOn w:val="DefaultParagraphFont"/>
+    <w:uiPriority w:val="99"/>
+    <w:unhideWhenUsed/>
+    <w:rsid w:val="00C8555E"/>
+    <w:rPr>
+      <w:color w:val="0563C1" w:themeColor="hyperlink"/>
+      <w:u w:val="single"/>
+    </w:rPr>
+  </w:style>
+  <w:style w:type="character" w:styleId="UnresolvedMention">
+    <w:name w:val="Unresolved Mention"/>
+    <w:basedOn w:val="DefaultParagraphFont"/>
+    <w:uiPriority w:val="99"/>
+    <w:semiHidden/>
+    <w:unhideWhenUsed/>
+    <w:rsid w:val="00C8555E"/>
+    <w:rPr>
+      <w:color w:val="605E5C"/>
+      <w:shd w:val="clear" w:color="auto" w:fill="E1DFDD"/>
     </w:rPr>
   </w:style>
 </w:styles>
